--- a/app/templates/prada/AZUL.docx
+++ b/app/templates/prada/AZUL.docx
@@ -985,18 +985,55 @@
           <w:szCs w:val="22"/>
           <w:lang w:val="es-PE" w:eastAsia="es-PE" w:bidi="ar-SA"/>
         </w:rPr>
-        <w:t>LOS PROMITENTES COMPRADORES</w:t>
-      </w:r>
-      <w:r>
-        <w:rPr>
-          <w:rFonts w:ascii="Gadugi" w:eastAsia="Times New Roman" w:hAnsi="Gadugi" w:cs="Times New Roman"/>
-          <w:color w:val="auto"/>
-          <w:kern w:val="0"/>
-          <w:sz w:val="22"/>
-          <w:szCs w:val="22"/>
-          <w:lang w:val="es-PE" w:eastAsia="es-PE" w:bidi="ar-SA"/>
-        </w:rPr>
-        <w:t>; EN LOS TÉRMINOS Y CONDICIONES SIGUIENTES:</w:t>
+        <w:t>«</w:t>
+      </w:r>
+      <w:r>
+        <w:rPr>
+          <w:rFonts w:ascii="Gadugi" w:eastAsia="Times New Roman" w:hAnsi="Gadugi" w:cs="Times New Roman"/>
+          <w:b/>
+          <w:bCs/>
+          <w:color w:val="auto"/>
+          <w:kern w:val="0"/>
+          <w:sz w:val="22"/>
+          <w:szCs w:val="22"/>
+          <w:lang w:val="es-PE" w:eastAsia="es-PE" w:bidi="ar-SA"/>
+        </w:rPr>
+        <w:t>P_COMPRADOR</w:t>
+      </w:r>
+      <w:r>
+        <w:rPr>
+          <w:rFonts w:ascii="Gadugi" w:eastAsia="Times New Roman" w:hAnsi="Gadugi" w:cs="Times New Roman"/>
+          <w:b/>
+          <w:bCs/>
+          <w:color w:val="auto"/>
+          <w:kern w:val="0"/>
+          <w:sz w:val="22"/>
+          <w:szCs w:val="22"/>
+          <w:lang w:val="es-PE" w:eastAsia="es-PE" w:bidi="ar-SA"/>
+        </w:rPr>
+        <w:t>»</w:t>
+      </w:r>
+      <w:r>
+        <w:rPr>
+          <w:rFonts w:ascii="Gadugi" w:eastAsia="Times New Roman" w:hAnsi="Gadugi" w:cs="Times New Roman"/>
+          <w:color w:val="auto"/>
+          <w:kern w:val="0"/>
+          <w:sz w:val="22"/>
+          <w:szCs w:val="22"/>
+          <w:lang w:val="es-PE" w:eastAsia="es-PE" w:bidi="ar-SA"/>
+        </w:rPr>
+        <w:t>;</w:t>
+      </w:r>
+      <w:r>
+        <w:rPr>
+          <w:rFonts w:ascii="Gadugi" w:eastAsia="Times New Roman" w:hAnsi="Gadugi" w:cs="Times New Roman"/>
+          <w:color w:val="auto"/>
+          <w:kern w:val="0"/>
+          <w:sz w:val="22"/>
+          <w:szCs w:val="22"/>
+          <w:lang w:val="es-PE" w:eastAsia="es-PE" w:bidi="ar-SA"/>
+        </w:rPr>
+        <w:t xml:space="preserve"> EN LOS TÉRMINOS Y CONDICIONES SIGUIENTES:</w:t>
       </w:r>
     </w:p>
     <w:p>
@@ -1396,19 +1433,21 @@
         </w:rPr>
         <w:t xml:space="preserve"> SE OBLIGA A CELEBRAR EN EL FUTURO UN CONTRATO DEFINITIVO DE COMPRAVENTA A FAVOR DE </w:t>
       </w:r>
-      <w:r>
-        <w:rPr>
-          <w:rFonts w:ascii="Gadugi" w:eastAsia="Times New Roman" w:hAnsi="Gadugi" w:cs="Times New Roman"/>
-          <w:b/>
-          <w:bCs/>
-          <w:color w:val="auto"/>
-          <w:kern w:val="0"/>
-          <w:sz w:val="22"/>
-          <w:szCs w:val="22"/>
-          <w:lang w:val="es-PE" w:eastAsia="es-PE" w:bidi="ar-SA"/>
-        </w:rPr>
-        <w:t>LOS PROMITENTES COMPRADORES</w:t>
-      </w:r>
+      <w:bookmarkStart w:id="0" w:name="_Hlk234247440"/>
+      <w:r>
+        <w:rPr>
+          <w:rFonts w:ascii="Gadugi" w:eastAsia="Times New Roman" w:hAnsi="Gadugi" w:cs="Times New Roman"/>
+          <w:b/>
+          <w:bCs/>
+          <w:color w:val="auto"/>
+          <w:kern w:val="0"/>
+          <w:sz w:val="22"/>
+          <w:szCs w:val="22"/>
+          <w:lang w:val="es-PE" w:eastAsia="es-PE" w:bidi="ar-SA"/>
+        </w:rPr>
+        <w:t>«P_COMPRADOR»</w:t>
+      </w:r>
+      <w:bookmarkEnd w:id="0"/>
       <w:r>
         <w:rPr>
           <w:rFonts w:ascii="Gadugi" w:eastAsia="Times New Roman" w:hAnsi="Gadugi" w:cs="Times New Roman"/>
@@ -1431,7 +1470,20 @@
           <w:szCs w:val="22"/>
           <w:lang w:val="es-PE" w:eastAsia="es-PE" w:bidi="ar-SA"/>
         </w:rPr>
-        <w:t>0.45 % (CERO PUNTO CUARENTA Y CINCO POR CIENTO) DE ACCIONES Y DERECHOS</w:t>
+        <w:t>«PORCENTAJE» % («PORCENTAJE_TEXTO»)</w:t>
+      </w:r>
+      <w:r>
+        <w:rPr>
+          <w:rFonts w:ascii="Gadugi" w:eastAsia="Times New Roman" w:hAnsi="Gadugi" w:cs="Times New Roman"/>
+          <w:b/>
+          <w:bCs/>
+          <w:color w:val="auto"/>
+          <w:kern w:val="0"/>
+          <w:sz w:val="22"/>
+          <w:szCs w:val="22"/>
+          <w:lang w:val="es-PE" w:eastAsia="es-PE" w:bidi="ar-SA"/>
+        </w:rPr>
+        <w:t xml:space="preserve"> DE ACCIONES Y DERECHOS</w:t>
       </w:r>
       <w:r>
         <w:rPr>
@@ -1469,19 +1521,7 @@
           <w:szCs w:val="22"/>
           <w:lang w:val="es-PE" w:eastAsia="es-PE" w:bidi="ar-SA"/>
         </w:rPr>
-        <w:t xml:space="preserve">LAS PARTES DEJAN CONSTANCIA QUE DICHO PORCENTAJE DE ACCIONES Y DERECHOS CORRESPONDE, ÚNICAMENTE PARA EFECTOS DE FUTURA INDEPENDIZACIÓN Y LOTIZACIÓN INTERNA DEL PROYECTO DENOMINADO “PRADA RESIDENCIAL”, A UN </w:t>
-      </w:r>
-      <w:r>
-        <w:rPr>
-          <w:rFonts w:ascii="Gadugi" w:eastAsia="Times New Roman" w:hAnsi="Gadugi" w:cs="Times New Roman"/>
-          <w:color w:val="auto"/>
-          <w:kern w:val="0"/>
-          <w:sz w:val="22"/>
-          <w:szCs w:val="22"/>
-          <w:lang w:val="es-PE" w:eastAsia="es-PE" w:bidi="ar-SA"/>
-        </w:rPr>
-        <w:lastRenderedPageBreak/>
-        <w:t xml:space="preserve">ÁREA APROXIMADA DE </w:t>
+        <w:t xml:space="preserve">LAS PARTES DEJAN CONSTANCIA QUE DICHO PORCENTAJE DE ACCIONES Y DERECHOS CORRESPONDE, ÚNICAMENTE PARA EFECTOS DE FUTURA INDEPENDIZACIÓN Y LOTIZACIÓN INTERNA DEL PROYECTO DENOMINADO “PRADA RESIDENCIAL”, A UN ÁREA APROXIMADA DE </w:t>
       </w:r>
       <w:r>
         <w:rPr>
@@ -1647,6 +1687,7 @@
           <w:szCs w:val="22"/>
           <w:lang w:val="es-PE" w:eastAsia="es-PE" w:bidi="ar-SA"/>
         </w:rPr>
+        <w:lastRenderedPageBreak/>
         <w:t>ASIMISMO, LAS PARTES DEJAN EXPRESA CONSTANCIA QUE LA PRESENTE TRANSFERENCIA RECAE EXCLUSIVAMENTE SOBRE ACCIONES Y DERECHOS DEL PREDIO MATRIZ DE MAYOR EXTENSIÓN, CUYA ÁREA TOTAL ES DE 2.00 HECTÁREAS (20,000 M²), NO IMPLICANDO A LA FECHA INDEPENDIZACIÓN REGISTRAL NI TRANSFERENCIA DE UNIDAD INMOBILIARIA AUTÓNOMA.</w:t>
       </w:r>
     </w:p>
@@ -1795,7 +1836,29 @@
           <w:szCs w:val="22"/>
           <w:lang w:val="es-PE" w:eastAsia="es-PE" w:bidi="ar-SA"/>
         </w:rPr>
-        <w:t>, MONTO QUE LOS PROMITENTES COMPRADORES DECLARAN HABER CANCELADO ÍNTEGRA Y TOTALMENTE CON ANTERIORIDAD A LA SUSCRIPCIÓN DEL PRESENTE CONTRATO, MEDIANTE LA UTILIZACIÓN DE MEDIOS DE PAGO BANCARIOS, CONFORME A LEY.</w:t>
+        <w:t xml:space="preserve">, MONTO QUE </w:t>
+      </w:r>
+      <w:r>
+        <w:rPr>
+          <w:rFonts w:ascii="Gadugi" w:eastAsia="Times New Roman" w:hAnsi="Gadugi" w:cs="Times New Roman"/>
+          <w:color w:val="auto"/>
+          <w:kern w:val="0"/>
+          <w:sz w:val="22"/>
+          <w:szCs w:val="22"/>
+          <w:lang w:val="es-PE" w:eastAsia="es-PE" w:bidi="ar-SA"/>
+        </w:rPr>
+        <w:t>«P_COMPRADOR»</w:t>
+      </w:r>
+      <w:r>
+        <w:rPr>
+          <w:rFonts w:ascii="Gadugi" w:eastAsia="Times New Roman" w:hAnsi="Gadugi" w:cs="Times New Roman"/>
+          <w:color w:val="auto"/>
+          <w:kern w:val="0"/>
+          <w:sz w:val="22"/>
+          <w:szCs w:val="22"/>
+          <w:lang w:val="es-PE" w:eastAsia="es-PE" w:bidi="ar-SA"/>
+        </w:rPr>
+        <w:t xml:space="preserve"> DECLARAN HABER CANCELADO ÍNTEGRA Y TOTALMENTE CON ANTERIORIDAD A LA SUSCRIPCIÓN DEL PRESENTE CONTRATO, MEDIANTE LA UTILIZACIÓN DE MEDIOS DE PAGO BANCARIOS, CONFORME A LEY.</w:t>
       </w:r>
     </w:p>
     <w:p>
@@ -2244,7 +2307,6 @@
           <w:szCs w:val="22"/>
           <w:lang w:val="es-PE" w:eastAsia="es-PE" w:bidi="ar-SA"/>
         </w:rPr>
-        <w:lastRenderedPageBreak/>
         <w:t>SEXTA.- ESTADO LEGAL DEL BIEN Y SANEAMIENTO</w:t>
       </w:r>
       <w:r>
@@ -2285,6 +2347,7 @@
           <w:szCs w:val="22"/>
           <w:lang w:val="es-PE" w:eastAsia="es-PE" w:bidi="ar-SA"/>
         </w:rPr>
+        <w:lastRenderedPageBreak/>
         <w:t>LA PROMITENTE VENDEDORA DECLARA QUE LAS ACCIONES Y DERECHOS MATERIA DE LA FUTURA TRANSFERENCIA SE ENCUENTRAN LIBRES DE CARGAS, GRAVÁMENES, EMBARGOS, MEDIDAS JUDICIALES O EXTRAJUDICIALES Y CUALQUIER OTRA LIMITACIÓN QUE RESTRINJA SU LIBRE DISPOSICIÓN.</w:t>
       </w:r>
     </w:p>
@@ -2537,7 +2600,7 @@
           <w:szCs w:val="22"/>
           <w:lang w:val="es-PE" w:eastAsia="es-PE" w:bidi="ar-SA"/>
         </w:rPr>
-        <w:t>LOS PROMITENTES COMPRADORES</w:t>
+        <w:t>«P_COMPRADOR»</w:t>
       </w:r>
       <w:r>
         <w:rPr>
@@ -2675,7 +2738,29 @@
           <w:szCs w:val="22"/>
           <w:lang w:val="es-PE" w:eastAsia="es-PE" w:bidi="ar-SA"/>
         </w:rPr>
-        <w:t xml:space="preserve">DEVOLVER A LOS PROMITENTES COMPRADORES LA TOTALIDAD DEL MONTO RECIBIDO; Y, </w:t>
+        <w:t xml:space="preserve">DEVOLVER A </w:t>
+      </w:r>
+      <w:r>
+        <w:rPr>
+          <w:rFonts w:ascii="Gadugi" w:eastAsia="Times New Roman" w:hAnsi="Gadugi" w:cs="Times New Roman"/>
+          <w:color w:val="auto"/>
+          <w:kern w:val="0"/>
+          <w:sz w:val="22"/>
+          <w:szCs w:val="22"/>
+          <w:lang w:val="es-PE" w:eastAsia="es-PE" w:bidi="ar-SA"/>
+        </w:rPr>
+        <w:t>«P_COMPRADOR»</w:t>
+      </w:r>
+      <w:r>
+        <w:rPr>
+          <w:rFonts w:ascii="Gadugi" w:eastAsia="Times New Roman" w:hAnsi="Gadugi" w:cs="Times New Roman"/>
+          <w:color w:val="auto"/>
+          <w:kern w:val="0"/>
+          <w:sz w:val="22"/>
+          <w:szCs w:val="22"/>
+          <w:lang w:val="es-PE" w:eastAsia="es-PE" w:bidi="ar-SA"/>
+        </w:rPr>
+        <w:t xml:space="preserve"> LA TOTALIDAD DEL MONTO RECIBIDO; Y, </w:t>
       </w:r>
     </w:p>
     <w:p>
@@ -2768,7 +2853,7 @@
           <w:szCs w:val="22"/>
           <w:lang w:val="es-PE" w:eastAsia="es-PE" w:bidi="ar-SA"/>
         </w:rPr>
-        <w:t>LOS PROMITENTES COMPRADORES</w:t>
+        <w:t>«P_COMPRADOR»</w:t>
       </w:r>
       <w:r>
         <w:rPr>
@@ -2907,7 +2992,6 @@
           <w:szCs w:val="22"/>
           <w:lang w:val="es-PE" w:eastAsia="es-PE" w:bidi="ar-SA"/>
         </w:rPr>
-        <w:lastRenderedPageBreak/>
         <w:t>DÉCIMA.- GASTOS Y TRIBUTOS</w:t>
       </w:r>
       <w:r>
@@ -2948,7 +3032,30 @@
           <w:szCs w:val="22"/>
           <w:lang w:val="es-PE" w:eastAsia="es-PE" w:bidi="ar-SA"/>
         </w:rPr>
-        <w:t>TODOS LOS GASTOS NOTARIALES, REGISTRALES, TRIBUTOS Y DEMÁS CONCEPTOS QUE ORIGINE LA ELEVACIÓN A ESCRITURA PÚBLICA E INSCRIPCIÓN DE LA COMPRAVENTA DEFINITIVA SERÁN ASUMIDOS ÍNTEGRAMENTE POR LOS PROMITENTES COMPRADORES, SALVO AQUELLOS TRIBUTOS QUE POR MANDATO LEGAL CORRESPONDAN EXCLUSIVAMENTE AL VENDEDOR.</w:t>
+        <w:lastRenderedPageBreak/>
+        <w:t xml:space="preserve">TODOS LOS GASTOS NOTARIALES, REGISTRALES, TRIBUTOS Y DEMÁS CONCEPTOS QUE ORIGINE LA ELEVACIÓN A ESCRITURA PÚBLICA E INSCRIPCIÓN DE LA COMPRAVENTA DEFINITIVA SERÁN ASUMIDOS ÍNTEGRAMENTE POR </w:t>
+      </w:r>
+      <w:r>
+        <w:rPr>
+          <w:rFonts w:ascii="Gadugi" w:eastAsia="Times New Roman" w:hAnsi="Gadugi" w:cs="Times New Roman"/>
+          <w:color w:val="auto"/>
+          <w:kern w:val="0"/>
+          <w:sz w:val="22"/>
+          <w:szCs w:val="22"/>
+          <w:lang w:val="es-PE" w:eastAsia="es-PE" w:bidi="ar-SA"/>
+        </w:rPr>
+        <w:t>«P_COMPRADOR»</w:t>
+      </w:r>
+      <w:r>
+        <w:rPr>
+          <w:rFonts w:ascii="Gadugi" w:eastAsia="Times New Roman" w:hAnsi="Gadugi" w:cs="Times New Roman"/>
+          <w:color w:val="auto"/>
+          <w:kern w:val="0"/>
+          <w:sz w:val="22"/>
+          <w:szCs w:val="22"/>
+          <w:lang w:val="es-PE" w:eastAsia="es-PE" w:bidi="ar-SA"/>
+        </w:rPr>
+        <w:t>, SALVO AQUELLOS TRIBUTOS QUE POR MANDATO LEGAL CORRESPONDAN EXCLUSIVAMENTE AL VENDEDOR.</w:t>
       </w:r>
     </w:p>
     <w:p>
@@ -3127,61 +3234,6 @@
         <w:widowControl/>
         <w:suppressAutoHyphens w:val="0"/>
         <w:spacing w:before="100" w:beforeAutospacing="1" w:after="100" w:afterAutospacing="1" w:line="204" w:lineRule="auto"/>
-        <w:jc w:val="both"/>
-        <w:rPr>
-          <w:rFonts w:ascii="Gadugi" w:eastAsia="Times New Roman" w:hAnsi="Gadugi" w:cs="Times New Roman"/>
-          <w:color w:val="auto"/>
-          <w:kern w:val="0"/>
-          <w:sz w:val="22"/>
-          <w:szCs w:val="22"/>
-          <w:lang w:val="es-PE" w:eastAsia="es-PE" w:bidi="ar-SA"/>
-        </w:rPr>
-      </w:pPr>
-      <w:r>
-        <w:rPr>
-          <w:rFonts w:ascii="Gadugi" w:eastAsia="Times New Roman" w:hAnsi="Gadugi" w:cs="Times New Roman"/>
-          <w:b/>
-          <w:bCs/>
-          <w:color w:val="auto"/>
-          <w:kern w:val="0"/>
-          <w:sz w:val="22"/>
-          <w:szCs w:val="22"/>
-          <w:lang w:val="es-PE" w:eastAsia="es-PE" w:bidi="ar-SA"/>
-        </w:rPr>
-        <w:t xml:space="preserve">TRUJILLO, </w:t>
-      </w:r>
-      <w:r>
-        <w:rPr>
-          <w:rFonts w:ascii="Gadugi" w:eastAsia="Times New Roman" w:hAnsi="Gadugi" w:cs="Times New Roman"/>
-          <w:b/>
-          <w:bCs/>
-          <w:color w:val="auto"/>
-          <w:kern w:val="0"/>
-          <w:sz w:val="22"/>
-          <w:szCs w:val="22"/>
-          <w:lang w:val="es-PE" w:eastAsia="es-PE" w:bidi="ar-SA"/>
-        </w:rPr>
-        <w:t>«FECHA».</w:t>
-      </w:r>
-      <w:r>
-        <w:rPr>
-          <w:rFonts w:ascii="Gadugi" w:eastAsia="Times New Roman" w:hAnsi="Gadugi" w:cs="Times New Roman"/>
-          <w:b/>
-          <w:bCs/>
-          <w:color w:val="auto"/>
-          <w:kern w:val="0"/>
-          <w:sz w:val="22"/>
-          <w:szCs w:val="22"/>
-          <w:lang w:val="es-PE" w:eastAsia="es-PE" w:bidi="ar-SA"/>
-        </w:rPr>
-        <w:t>.</w:t>
-      </w:r>
-    </w:p>
-    <w:p>
-      <w:pPr>
-        <w:widowControl/>
-        <w:suppressAutoHyphens w:val="0"/>
-        <w:spacing w:line="204" w:lineRule="auto"/>
         <w:jc w:val="both"/>
         <w:rPr>
           <w:rFonts w:ascii="Gadugi" w:eastAsia="Times New Roman" w:hAnsi="Gadugi" w:cs="Times New Roman"/>
@@ -3197,6 +3249,32 @@
           <w:cols w:space="720"/>
         </w:sectPr>
       </w:pPr>
+      <w:r>
+        <w:rPr>
+          <w:rFonts w:ascii="Gadugi" w:eastAsia="Times New Roman" w:hAnsi="Gadugi" w:cs="Times New Roman"/>
+          <w:b/>
+          <w:bCs/>
+          <w:color w:val="auto"/>
+          <w:kern w:val="0"/>
+          <w:sz w:val="22"/>
+          <w:szCs w:val="22"/>
+          <w:lang w:val="es-PE" w:eastAsia="es-PE" w:bidi="ar-SA"/>
+        </w:rPr>
+        <w:t xml:space="preserve">TRUJILLO, </w:t>
+      </w:r>
+      <w:r>
+        <w:rPr>
+          <w:rFonts w:ascii="Gadugi" w:eastAsia="Times New Roman" w:hAnsi="Gadugi" w:cs="Times New Roman"/>
+          <w:b/>
+          <w:bCs/>
+          <w:color w:val="auto"/>
+          <w:kern w:val="0"/>
+          <w:sz w:val="22"/>
+          <w:szCs w:val="22"/>
+          <w:lang w:val="es-PE" w:eastAsia="es-PE" w:bidi="ar-SA"/>
+        </w:rPr>
+        <w:t>«FECHA».</w:t>
+      </w:r>
     </w:p>
     <w:p>
       <w:pPr>
